--- a/public/downloads/05_Termo_Vistoria_Imovel.docx
+++ b/public/downloads/05_Termo_Vistoria_Imovel.docx
@@ -8,12 +8,12 @@
       </w:pPr>
       <w:r>
         <w:rPr>
-          <w:rFonts w:ascii="Arial" w:hAnsi="Arial"/>
+          <w:rFonts w:ascii="Times New Roman" w:hAnsi="Times New Roman"/>
           <w:b/>
-          <w:color w:val="1A2C4C"/>
+          <w:color w:val="0A192F"/>
           <w:sz w:val="26"/>
         </w:rPr>
-        <w:t>TERMO DE VISTORIA DE IMÓVEL (ENTRADA E SAÍDA)</w:t>
+        <w:t>LAUDO DESCRITIVO DE VISTORIA DE IMÓVEL (ENTRADA E SAÍDA) COM REGISTRO FOTOGRÁFICO</w:t>
       </w:r>
     </w:p>
     <w:p>
@@ -22,12 +22,12 @@
       </w:pPr>
       <w:r>
         <w:rPr>
-          <w:rFonts w:ascii="Arial" w:hAnsi="Arial"/>
+          <w:rFonts w:ascii="Times New Roman" w:hAnsi="Times New Roman"/>
           <w:i/>
-          <w:color w:val="787878"/>
-          <w:sz w:val="19"/>
+          <w:color w:val="5A5A5A"/>
+          <w:sz w:val="20"/>
         </w:rPr>
-        <w:t>Acervo de Segurança Jurídica • Módulo 1: Transações Imobiliárias • Banca Andrade &amp; Florio</w:t>
+        <w:t>Anexo Integrante e Indissociável do Contrato de Locação Residencial / Comercial</w:t>
       </w:r>
     </w:p>
     <w:p/>
@@ -45,7 +45,7 @@
         <w:tc>
           <w:tcPr>
             <w:tcW w:type="dxa" w:w="9360"/>
-            <w:shd w:fill="F4F5F7"/>
+            <w:shd w:fill="F8F9FA"/>
           </w:tcPr>
           <w:p>
             <w:pPr>
@@ -56,10 +56,12 @@
               <w:rPr>
                 <w:rFonts w:ascii="Arial" w:hAnsi="Arial"/>
                 <w:b/>
-                <w:color w:val="B48214"/>
-                <w:sz w:val="19"/>
+                <w:color w:val="8C640F"/>
+                <w:sz w:val="18"/>
               </w:rPr>
-              <w:t>💡 NOTA TÉCNICA DO ADVOGADO: Sem laudo de vistoria com fotos assinado no início do contrato, o locador perde 90% das ações de cobrança de danos e pintura ao final da locação.</w:t>
+              <w:t>ORIENTAÇÃO TÉCNICA E SEGURANÇA JURÍDICA (ANDRADE &amp; FLORIO):</w:t>
+              <w:br/>
+              <w:t>A vistoria de entrada com fotos detalhadas é a prova documental decisiva para exigir a restituição do imóvel com pintura nova e reparos de danos no encerramento da locação. Sem este documento assinado, o locador perde a maioria das ações de ressarcimento.</w:t>
             </w:r>
           </w:p>
         </w:tc>
@@ -68,129 +70,216 @@
     <w:p/>
     <w:p>
       <w:pPr>
-        <w:pStyle w:val="Heading2"/>
+        <w:spacing w:line="300" w:lineRule="auto" w:after="240"/>
+        <w:jc w:val="both"/>
       </w:pPr>
       <w:r>
-        <w:t>QUALIFICAÇÃO DAS PARTES</w:t>
-      </w:r>
-    </w:p>
-    <w:p>
-      <w:r>
-        <w:t>VISTORIADOR: [NOME DO LOCADOR OU IMOBILIÁRIA].</w:t>
+        <w:rPr>
+          <w:rFonts w:ascii="Times New Roman" w:hAnsi="Times New Roman"/>
+          <w:color w:val="1E1E1E"/>
+          <w:sz w:val="22"/>
+        </w:rPr>
+        <w:t>Pelo presente Termo e Laudo Descritivo de Vistoria de Imóvel, que integra o Contrato de Locação firmado entre as partes em [DATA DO CONTRATO], procedeu-se à minuciosa vistoria do imóvel situado na [ENDEREÇO COMPLETO DO IMÓVEL], com a presença e anuência expressa do LOCADOR e do LOCATÁRIO.</w:t>
         <w:br/>
-        <w:t>LOCATÁRIO: [NOME DO INQUILINO].</w:t>
+        <w:br/>
+        <w:t>As condições físicas apuradas são descritas a seguir:</w:t>
       </w:r>
     </w:p>
     <w:p>
       <w:pPr>
-        <w:spacing w:before="200" w:after="40"/>
+        <w:spacing w:before="240" w:after="60"/>
       </w:pPr>
       <w:r>
         <w:rPr>
-          <w:rFonts w:ascii="Arial" w:hAnsi="Arial"/>
+          <w:rFonts w:ascii="Times New Roman" w:hAnsi="Times New Roman"/>
           <w:b/>
-          <w:color w:val="1A2C4C"/>
+          <w:color w:val="0A192F"/>
           <w:sz w:val="22"/>
         </w:rPr>
-        <w:t>1. ESTADO DE CONSERVAÇÃO</w:t>
+        <w:t>1. PINTURA, PAREDES E TETOS</w:t>
       </w:r>
     </w:p>
     <w:p>
       <w:pPr>
-        <w:spacing w:before="0" w:after="120" w:line="276" w:lineRule="auto"/>
+        <w:spacing w:before="0" w:after="160" w:line="300" w:lineRule="auto"/>
+        <w:jc w:val="both"/>
       </w:pPr>
       <w:r>
         <w:rPr>
-          <w:rFonts w:ascii="Arial" w:hAnsi="Arial"/>
-          <w:color w:val="282828"/>
-          <w:sz w:val="20"/>
+          <w:rFonts w:ascii="Times New Roman" w:hAnsi="Times New Roman"/>
+          <w:color w:val="1E1E1E"/>
+          <w:sz w:val="21"/>
         </w:rPr>
-        <w:t>Pintura nova sem manchas, piso em cerâmica intacto, portas e fechaduras em perfeito funcionamento.</w:t>
+        <w:t>1.1. Salas e dormitórios com pintura nova na cor [COR/TIPO DE TINTA], sem manchas, furos ou descascamento.</w:t>
+        <w:br/>
+        <w:t>1.2. Cozinha e banheiros com azulejos cerâmicos intactos, rejuntes limpos, sem rachaduras ou trincas.</w:t>
       </w:r>
     </w:p>
     <w:p>
       <w:pPr>
-        <w:spacing w:before="200" w:after="40"/>
+        <w:spacing w:before="240" w:after="60"/>
       </w:pPr>
       <w:r>
         <w:rPr>
-          <w:rFonts w:ascii="Arial" w:hAnsi="Arial"/>
+          <w:rFonts w:ascii="Times New Roman" w:hAnsi="Times New Roman"/>
           <w:b/>
-          <w:color w:val="1A2C4C"/>
+          <w:color w:val="0A192F"/>
           <w:sz w:val="22"/>
         </w:rPr>
-        <w:t>2. INSTALAÇÕES ELÉTRICAS E HIDRÁULICAS</w:t>
+        <w:t>2. INSTALAÇÕES HIDRÁULICAS E SANITÁRIAS</w:t>
       </w:r>
     </w:p>
     <w:p>
       <w:pPr>
-        <w:spacing w:before="0" w:after="120" w:line="276" w:lineRule="auto"/>
+        <w:spacing w:before="0" w:after="160" w:line="300" w:lineRule="auto"/>
+        <w:jc w:val="both"/>
       </w:pPr>
       <w:r>
         <w:rPr>
-          <w:rFonts w:ascii="Arial" w:hAnsi="Arial"/>
-          <w:color w:val="282828"/>
-          <w:sz w:val="20"/>
+          <w:rFonts w:ascii="Times New Roman" w:hAnsi="Times New Roman"/>
+          <w:color w:val="1E1E1E"/>
+          <w:sz w:val="21"/>
         </w:rPr>
-        <w:t>Torneiras, descargas, registros e interruptores testados e sem vazamentos nesta data.</w:t>
+        <w:t>2.1. Torneiras, chuveiros, registros e descargas testados na presença das partes e em perfeito estado de estanqueidade, sem vazamentos ou infiltrações ativas.</w:t>
       </w:r>
     </w:p>
     <w:p>
       <w:pPr>
-        <w:spacing w:before="200" w:after="40"/>
+        <w:spacing w:before="240" w:after="60"/>
       </w:pPr>
       <w:r>
         <w:rPr>
-          <w:rFonts w:ascii="Arial" w:hAnsi="Arial"/>
+          <w:rFonts w:ascii="Times New Roman" w:hAnsi="Times New Roman"/>
           <w:b/>
-          <w:color w:val="1A2C4C"/>
+          <w:color w:val="0A192F"/>
           <w:sz w:val="22"/>
         </w:rPr>
-        <w:t>3. REGISTRO FOTOGRÁFICO</w:t>
+        <w:t>3. INSTALAÇÕES ELÉTRICAS</w:t>
       </w:r>
     </w:p>
     <w:p>
       <w:pPr>
-        <w:spacing w:before="0" w:after="120" w:line="276" w:lineRule="auto"/>
+        <w:spacing w:before="0" w:after="160" w:line="300" w:lineRule="auto"/>
+        <w:jc w:val="both"/>
       </w:pPr>
       <w:r>
         <w:rPr>
-          <w:rFonts w:ascii="Arial" w:hAnsi="Arial"/>
-          <w:color w:val="282828"/>
-          <w:sz w:val="20"/>
+          <w:rFonts w:ascii="Times New Roman" w:hAnsi="Times New Roman"/>
+          <w:color w:val="1E1E1E"/>
+          <w:sz w:val="21"/>
         </w:rPr>
-        <w:t>Anexam-se [XX] fotografias datadas e rubricadas pelas partes comprovando o estado fático do bem.</w:t>
+        <w:t>3.1. Interruptores, tomadas, disjuntores e fiação testados e energizados em perfeita funcionalidade.</w:t>
+        <w:br/>
+        <w:t>3.2. Quadro geral de distribuição limpo e devidamente identificado.</w:t>
       </w:r>
     </w:p>
     <w:p>
+      <w:pPr>
+        <w:spacing w:before="240" w:after="60"/>
+      </w:pPr>
       <w:r>
+        <w:rPr>
+          <w:rFonts w:ascii="Times New Roman" w:hAnsi="Times New Roman"/>
+          <w:b/>
+          <w:color w:val="0A192F"/>
+          <w:sz w:val="22"/>
+        </w:rPr>
+        <w:t>4. ESQUADRIAS, PORTAS E FECHADURAS</w:t>
+      </w:r>
+    </w:p>
+    <w:p>
+      <w:pPr>
+        <w:spacing w:before="0" w:after="160" w:line="300" w:lineRule="auto"/>
+        <w:jc w:val="both"/>
+      </w:pPr>
+      <w:r>
+        <w:rPr>
+          <w:rFonts w:ascii="Times New Roman" w:hAnsi="Times New Roman"/>
+          <w:color w:val="1E1E1E"/>
+          <w:sz w:val="21"/>
+        </w:rPr>
+        <w:t>4.1. Todas as portas de madeira envernizadas e fechaduras com respectivas chaves entregues funcionando suavemente.</w:t>
+        <w:br/>
+        <w:t>4.2. Janelas de alumínio com vidros perfeitos, sem quebras ou trincas, e trincos em funcionamento.</w:t>
+      </w:r>
+    </w:p>
+    <w:p>
+      <w:pPr>
+        <w:spacing w:before="240" w:after="60"/>
+      </w:pPr>
+      <w:r>
+        <w:rPr>
+          <w:rFonts w:ascii="Times New Roman" w:hAnsi="Times New Roman"/>
+          <w:b/>
+          <w:color w:val="0A192F"/>
+          <w:sz w:val="22"/>
+        </w:rPr>
+        <w:t>5. REGISTRO FOTOGRÁFICO E PRAZO DE RESSALVA</w:t>
+      </w:r>
+    </w:p>
+    <w:p>
+      <w:pPr>
+        <w:spacing w:before="0" w:after="160" w:line="300" w:lineRule="auto"/>
+        <w:jc w:val="both"/>
+      </w:pPr>
+      <w:r>
+        <w:rPr>
+          <w:rFonts w:ascii="Times New Roman" w:hAnsi="Times New Roman"/>
+          <w:color w:val="1E1E1E"/>
+          <w:sz w:val="21"/>
+        </w:rPr>
+        <w:t>5.1. Integram este laudo [XX] fotografias datadas e rubricadas pelas partes.</w:t>
+        <w:br/>
+        <w:t>5.2. O LOCATÁRIO disporá do prazo de 48 (quarenta e oito) horas a contar do recebimento das chaves para apontar por escrito eventuais vícios ocultos de funcionamento, findo o qual concordará plenamente com a vistoria.</w:t>
+      </w:r>
+    </w:p>
+    <w:p>
+      <w:pPr>
+        <w:spacing w:before="360" w:after="480"/>
+      </w:pPr>
+      <w:r>
+        <w:rPr>
+          <w:rFonts w:ascii="Times New Roman" w:hAnsi="Times New Roman"/>
+          <w:sz w:val="21"/>
+        </w:rPr>
+        <w:t>E, por estarem assim justas, acordadas e contratadas, as partes firmam o presente instrumento em 02 (duas) vias de igual teor e forma, na presença das 02 (duas) testemunhas instrumentárias abaixo qualificadas, que a tudo assistiram e dão fé.</w:t>
+        <w:br/>
         <w:br/>
         <w:t>[CIDADE/UF], [DIA] de [MÊS] de 202[X].</w:t>
         <w:br/>
         <w:br/>
-      </w:r>
-    </w:p>
-    <w:p>
-      <w:r>
-        <w:t>_________________________________________</w:t>
         <w:br/>
-        <w:t>PRIMEIRA PARTE / CONTRATANTE</w:t>
+        <w:t>___________________________________________________________</w:t>
+        <w:br/>
+        <w:t>PRIMEIRA PARTE</w:t>
+        <w:br/>
+        <w:t>CPF/CNPJ nº [NÚMERO]</w:t>
         <w:br/>
         <w:br/>
-        <w:t>_________________________________________</w:t>
         <w:br/>
-        <w:t>SEGUNDA PARTE / CONTRATADA</w:t>
+        <w:t>___________________________________________________________</w:t>
+        <w:br/>
+        <w:t>SEGUNDA PARTE</w:t>
+        <w:br/>
+        <w:t>CPF/CNPJ nº [NÚMERO]</w:t>
         <w:br/>
         <w:br/>
-      </w:r>
-    </w:p>
-    <w:p>
-      <w:r>
-        <w:t>TESTEMUNHAS:</w:t>
         <w:br/>
-        <w:t>1. Nome: ____________________ CPF: ______________</w:t>
+        <w:t>TESTEMUNHAS INSTRUMENTÁRIAS:</w:t>
         <w:br/>
-        <w:t>2. Nome: ____________________ CPF: ______________</w:t>
+        <w:br/>
+        <w:t>1. ______________________________________</w:t>
+        <w:br/>
+        <w:t>Nome: [NOME COMPLETO DA TESTEMUNHA 1]</w:t>
+        <w:br/>
+        <w:t>RG nº [NÚMERO] | CPF nº [NÚMERO]</w:t>
+        <w:br/>
+        <w:br/>
+        <w:t>2. ______________________________________</w:t>
+        <w:br/>
+        <w:t>Nome: [NOME COMPLETO DA TESTEMUNHA 2]</w:t>
+        <w:br/>
+        <w:t>RG nº [NÚMERO] | CPF nº [NÚMERO]</w:t>
       </w:r>
     </w:p>
     <w:sectPr>
